--- a/resumes/prime-retour-inopine.docx
+++ b/resumes/prime-retour-inopine.docx
@@ -382,6 +382,74 @@
       </w:r>
     </w:p>
     <w:p>
+      <w:pPr>
+        <w:pStyle w:val="Heading2"/>
+      </w:pPr>
+      <w:r>
+        <w:rPr>
+          <w:b w:val="0"/>
+          <w:i w:val="0"/>
+        </w:rPr>
+        <w:t xml:space="preserve">Suivi de la décision </w:t>
+      </w:r>
+      <w:r>
+        <w:rPr>
+          <w:b w:val="0"/>
+          <w:i/>
+          <w:color w:val="5B6578"/>
+        </w:rPr>
+        <w:t>(point 5-6)</w:t>
+      </w:r>
+    </w:p>
+    <w:p>
+      <w:r>
+        <w:rPr>
+          <w:b w:val="0"/>
+          <w:i w:val="0"/>
+        </w:rPr>
+        <w:t xml:space="preserve">Aucune clause de révision, de bilan ou de commission de suivi n'est prévue. Le seul dispositif mentionné est administratif : le temps travaillé au titre d'un retour inopiné est enregistré dans l'outil Chronos </w:t>
+      </w:r>
+      <w:r>
+        <w:rPr>
+          <w:b w:val="0"/>
+          <w:i/>
+          <w:color w:val="5B6578"/>
+        </w:rPr>
+        <w:t>(point 5)</w:t>
+      </w:r>
+      <w:r>
+        <w:rPr>
+          <w:b w:val="0"/>
+          <w:i w:val="0"/>
+        </w:rPr>
+        <w:t xml:space="preserve">, ce qui assure la traçabilité du décompte du temps de travail — ce n'est pas un mécanisme de contrôle de l'application de la DUE elle-même. La décision est prise sans limite de durée </w:t>
+      </w:r>
+      <w:r>
+        <w:rPr>
+          <w:b w:val="0"/>
+          <w:i/>
+          <w:color w:val="5B6578"/>
+        </w:rPr>
+        <w:t>(point 6)</w:t>
+      </w:r>
+      <w:r>
+        <w:rPr>
+          <w:b w:val="0"/>
+          <w:i w:val="0"/>
+        </w:rPr>
+        <w:t xml:space="preserve"> et peut être modifiée ou arrêtée unilatéralement par l'employeur à tout moment.</w:t>
+      </w:r>
+    </w:p>
+    <w:p>
+      <w:r>
+        <w:rPr>
+          <w:color w:val="5B6578"/>
+          <w:sz w:val="16"/>
+        </w:rPr>
+        <w:t>────────────────────────────────────────</w:t>
+      </w:r>
+    </w:p>
+    <w:p>
       <w:r>
         <w:rPr>
           <w:b w:val="0"/>
@@ -389,6 +457,32 @@
           <w:color w:val="5B6578"/>
         </w:rPr>
         <w:t>Source : DUE Prime de retour inopiné (29/04/2024) — Décision de l'ICO, aucun syndicat signataire.</w:t>
+      </w:r>
+    </w:p>
+    <w:p>
+      <w:r>
+        <w:rPr>
+          <w:b w:val="0"/>
+          <w:i/>
+          <w:color w:val="5B6578"/>
+        </w:rPr>
+        <w:t xml:space="preserve">Les références entre parenthèses renvoient aux points de la décision. Seul le texte intégral fait référence : </w:t>
+      </w:r>
+      <w:r>
+        <w:rPr>
+          <w:b w:val="0"/>
+          <w:i/>
+          <w:color w:val="5B6578"/>
+        </w:rPr>
+        <w:t>décision complète (PDF)</w:t>
+      </w:r>
+      <w:r>
+        <w:rPr>
+          <w:b w:val="0"/>
+          <w:i/>
+          <w:color w:val="5B6578"/>
+        </w:rPr>
+        <w:t>.</w:t>
       </w:r>
     </w:p>
     <w:sectPr>

--- a/resumes/prime-retour-inopine.docx
+++ b/resumes/prime-retour-inopine.docx
@@ -178,7 +178,7 @@
           <w:b/>
           <w:i w:val="0"/>
         </w:rPr>
-        <w:t>moins de 6 jours de prévenance</w:t>
+        <w:t>6 jours de prévenance ou moins</w:t>
       </w:r>
       <w:r>
         <w:rPr>

--- a/resumes/prime-retour-inopine.docx
+++ b/resumes/prime-retour-inopine.docx
@@ -407,7 +407,7 @@
           <w:b w:val="0"/>
           <w:i w:val="0"/>
         </w:rPr>
-        <w:t xml:space="preserve">Aucune clause de révision, de bilan ou de commission de suivi n'est prévue. Le seul dispositif mentionné est administratif : le temps travaillé au titre d'un retour inopiné est enregistré dans l'outil Chronos </w:t>
+        <w:t xml:space="preserve">Le temps travaillé au titre d'un retour inopiné est enregistré dans l'outil Chronos </w:t>
       </w:r>
       <w:r>
         <w:rPr>
@@ -422,7 +422,7 @@
           <w:b w:val="0"/>
           <w:i w:val="0"/>
         </w:rPr>
-        <w:t xml:space="preserve">, ce qui assure la traçabilité du décompte du temps de travail — ce n'est pas un mécanisme de contrôle de l'application de la DUE elle-même. La décision est prise sans limite de durée </w:t>
+        <w:t xml:space="preserve">. La décision est prise sans limite de durée </w:t>
       </w:r>
       <w:r>
         <w:rPr>
